--- a/final_group_project/knowledge_base/LLM_Chatbot_Design_Report.docx
+++ b/final_group_project/knowledge_base/LLM_Chatbot_Design_Report.docx
@@ -104,6 +104,19 @@
     <w:p>
       <w:r>
         <w:t>The solution follows an MVC-inspired backend design with a React frontend.</w:t>
+      </w:r>
+    </w:p>
+    <w:p>
+      <w:pPr>
+        <w:pStyle w:val="Heading2"/>
+      </w:pPr>
+      <w:r>
+        <w:t>Architecture Diagram Placeholder</w:t>
+      </w:r>
+    </w:p>
+    <w:p>
+      <w:r>
+        <w:t>[Insert architecture diagram here: show React frontend, FastAPI backend (controllers/services/repositories), corpus retrieval layer, and Azure OpenAI integration path.]</w:t>
       </w:r>
     </w:p>
     <w:p>
